--- a/templates/act_remove_meter.docx
+++ b/templates/act_remove_meter.docx
@@ -147,7 +147,6 @@
                       <w:szCs w:val="18"/>
                     </w:rPr>
                   </w:pPr>
-                  <w:proofErr w:type="gramStart"/>
                   <w:r>
                     <w:rPr>
                       <w:b/>
@@ -155,17 +154,7 @@
                       <w:sz w:val="18"/>
                       <w:szCs w:val="18"/>
                     </w:rPr>
-                    <w:t>110010  г.</w:t>
-                  </w:r>
-                  <w:proofErr w:type="gramEnd"/>
-                  <w:r>
-                    <w:rPr>
-                      <w:b/>
-                      <w:bCs/>
-                      <w:sz w:val="18"/>
-                      <w:szCs w:val="18"/>
-                    </w:rPr>
-                    <w:t xml:space="preserve"> Костанай,</w:t>
+                    <w:t>110010  г. Костанай,</w:t>
                   </w:r>
                 </w:p>
                 <w:p>
@@ -342,27 +331,7 @@
                       <w:szCs w:val="24"/>
                       <w:lang w:val="en-US"/>
                     </w:rPr>
-                    <w:t xml:space="preserve"> {{</w:t>
-                  </w:r>
-                  <w:proofErr w:type="spellStart"/>
-                  <w:r>
-                    <w:rPr>
-                      <w:b/>
-                      <w:sz w:val="24"/>
-                      <w:szCs w:val="24"/>
-                      <w:lang w:val="en-US"/>
-                    </w:rPr>
-                    <w:t>substation_name</w:t>
-                  </w:r>
-                  <w:proofErr w:type="spellEnd"/>
-                  <w:r>
-                    <w:rPr>
-                      <w:b/>
-                      <w:sz w:val="24"/>
-                      <w:szCs w:val="24"/>
-                      <w:lang w:val="en-US"/>
-                    </w:rPr>
-                    <w:t>}}</w:t>
+                    <w:t xml:space="preserve"> {{substation_name}}</w:t>
                   </w:r>
                 </w:p>
                 <w:p>
@@ -381,27 +350,7 @@
                       <w:szCs w:val="24"/>
                       <w:lang w:val="en-US"/>
                     </w:rPr>
-                    <w:t>{{</w:t>
-                  </w:r>
-                  <w:proofErr w:type="spellStart"/>
-                  <w:r>
-                    <w:rPr>
-                      <w:b/>
-                      <w:sz w:val="24"/>
-                      <w:szCs w:val="24"/>
-                      <w:lang w:val="en-US"/>
-                    </w:rPr>
-                    <w:t>area_name</w:t>
-                  </w:r>
-                  <w:proofErr w:type="spellEnd"/>
-                  <w:r>
-                    <w:rPr>
-                      <w:b/>
-                      <w:sz w:val="24"/>
-                      <w:szCs w:val="24"/>
-                      <w:lang w:val="en-US"/>
-                    </w:rPr>
-                    <w:t>}}</w:t>
+                    <w:t>{{area_name}}</w:t>
                   </w:r>
                 </w:p>
                 <w:p>
@@ -505,55 +454,7 @@
           <w:sz w:val="24"/>
           <w:szCs w:val="24"/>
         </w:rPr>
-        <w:t>“{{</w:t>
-      </w:r>
-      <w:proofErr w:type="spellStart"/>
-      <w:r>
-        <w:rPr>
-          <w:sz w:val="24"/>
-          <w:szCs w:val="24"/>
-        </w:rPr>
-        <w:t>day</w:t>
-      </w:r>
-      <w:proofErr w:type="spellEnd"/>
-      <w:r>
-        <w:rPr>
-          <w:sz w:val="24"/>
-          <w:szCs w:val="24"/>
-        </w:rPr>
-        <w:t>}}” {{</w:t>
-      </w:r>
-      <w:proofErr w:type="spellStart"/>
-      <w:r>
-        <w:rPr>
-          <w:sz w:val="24"/>
-          <w:szCs w:val="24"/>
-        </w:rPr>
-        <w:t>month</w:t>
-      </w:r>
-      <w:proofErr w:type="spellEnd"/>
-      <w:r>
-        <w:rPr>
-          <w:sz w:val="24"/>
-          <w:szCs w:val="24"/>
-        </w:rPr>
-        <w:t>}} {{</w:t>
-      </w:r>
-      <w:proofErr w:type="spellStart"/>
-      <w:r>
-        <w:rPr>
-          <w:sz w:val="24"/>
-          <w:szCs w:val="24"/>
-        </w:rPr>
-        <w:t>year</w:t>
-      </w:r>
-      <w:proofErr w:type="spellEnd"/>
-      <w:r>
-        <w:rPr>
-          <w:sz w:val="24"/>
-          <w:szCs w:val="24"/>
-        </w:rPr>
-        <w:t>}} год</w:t>
+        <w:t>“{{day}}” {{month}} {{year}} год</w:t>
       </w:r>
       <w:r>
         <w:rPr>
@@ -576,55 +477,7 @@
           <w:sz w:val="24"/>
           <w:szCs w:val="24"/>
         </w:rPr>
-        <w:t>{{#with_representatives}}Представитель ТОО «Межрегионэнерготранзит» {{</w:t>
-      </w:r>
-      <w:proofErr w:type="spellStart"/>
-      <w:r>
-        <w:rPr>
-          <w:sz w:val="24"/>
-          <w:szCs w:val="24"/>
-        </w:rPr>
-        <w:t>employee_position</w:t>
-      </w:r>
-      <w:proofErr w:type="spellEnd"/>
-      <w:r>
-        <w:rPr>
-          <w:sz w:val="24"/>
-          <w:szCs w:val="24"/>
-        </w:rPr>
-        <w:t>}} {{</w:t>
-      </w:r>
-      <w:proofErr w:type="spellStart"/>
-      <w:r>
-        <w:rPr>
-          <w:sz w:val="24"/>
-          <w:szCs w:val="24"/>
-        </w:rPr>
-        <w:t>employee_name</w:t>
-      </w:r>
-      <w:proofErr w:type="spellEnd"/>
-      <w:r>
-        <w:rPr>
-          <w:sz w:val="24"/>
-          <w:szCs w:val="24"/>
-        </w:rPr>
-        <w:t>}}{{/</w:t>
-      </w:r>
-      <w:proofErr w:type="spellStart"/>
-      <w:r>
-        <w:rPr>
-          <w:sz w:val="24"/>
-          <w:szCs w:val="24"/>
-        </w:rPr>
-        <w:t>with_representatives</w:t>
-      </w:r>
-      <w:proofErr w:type="spellEnd"/>
-      <w:r>
-        <w:rPr>
-          <w:sz w:val="24"/>
-          <w:szCs w:val="24"/>
-        </w:rPr>
-        <w:t>}}</w:t>
+        <w:t>{{#with_representatives}}Представитель ТОО «Межрегионэнерготранзит» {{employee_position}} {{employee_name}}{{/with_representatives}}</w:t>
       </w:r>
     </w:p>
     <w:p>
@@ -642,25 +495,30 @@
           <w:szCs w:val="24"/>
           <w:lang w:val="en-US"/>
         </w:rPr>
-        <w:t>{{#with_representatives</w:t>
-      </w:r>
-      <w:proofErr w:type="gramStart"/>
+        <w:t>{{#with_representatives}}</w:t>
+      </w:r>
+      <w:r>
+        <w:rPr>
+          <w:sz w:val="24"/>
+          <w:szCs w:val="24"/>
+        </w:rPr>
+        <w:t>В</w:t>
+      </w:r>
       <w:r>
         <w:rPr>
           <w:sz w:val="24"/>
           <w:szCs w:val="24"/>
           <w:lang w:val="en-US"/>
         </w:rPr>
-        <w:t>}}</w:t>
-      </w:r>
-      <w:r>
-        <w:rPr>
-          <w:sz w:val="24"/>
-          <w:szCs w:val="24"/>
-        </w:rPr>
-        <w:t>В</w:t>
-      </w:r>
-      <w:proofErr w:type="gramEnd"/>
+        <w:t xml:space="preserve"> </w:t>
+      </w:r>
+      <w:r>
+        <w:rPr>
+          <w:sz w:val="24"/>
+          <w:szCs w:val="24"/>
+        </w:rPr>
+        <w:t>присутствии</w:t>
+      </w:r>
       <w:r>
         <w:rPr>
           <w:sz w:val="24"/>
@@ -674,7 +532,7 @@
           <w:sz w:val="24"/>
           <w:szCs w:val="24"/>
         </w:rPr>
-        <w:t>присутствии</w:t>
+        <w:t>представителей</w:t>
       </w:r>
       <w:r>
         <w:rPr>
@@ -682,40 +540,7 @@
           <w:szCs w:val="24"/>
           <w:lang w:val="en-US"/>
         </w:rPr>
-        <w:t xml:space="preserve"> </w:t>
-      </w:r>
-      <w:r>
-        <w:rPr>
-          <w:sz w:val="24"/>
-          <w:szCs w:val="24"/>
-        </w:rPr>
-        <w:t>представителей</w:t>
-      </w:r>
-      <w:r>
-        <w:rPr>
-          <w:sz w:val="24"/>
-          <w:szCs w:val="24"/>
-          <w:lang w:val="en-US"/>
-        </w:rPr>
-        <w:t>: {{/</w:t>
-      </w:r>
-      <w:proofErr w:type="spellStart"/>
-      <w:r>
-        <w:rPr>
-          <w:sz w:val="24"/>
-          <w:szCs w:val="24"/>
-          <w:lang w:val="en-US"/>
-        </w:rPr>
-        <w:t>with_representatives</w:t>
-      </w:r>
-      <w:proofErr w:type="spellEnd"/>
-      <w:r>
-        <w:rPr>
-          <w:sz w:val="24"/>
-          <w:szCs w:val="24"/>
-          <w:lang w:val="en-US"/>
-        </w:rPr>
-        <w:t>}}</w:t>
+        <w:t>: {{/with_representatives}}</w:t>
       </w:r>
     </w:p>
     <w:p>
@@ -733,89 +558,7 @@
           <w:szCs w:val="24"/>
           <w:lang w:val="en-US"/>
         </w:rPr>
-        <w:t>{{#representatives_top</w:t>
-      </w:r>
-      <w:proofErr w:type="gramStart"/>
-      <w:r>
-        <w:rPr>
-          <w:sz w:val="24"/>
-          <w:szCs w:val="24"/>
-          <w:lang w:val="en-US"/>
-        </w:rPr>
-        <w:t>}}{</w:t>
-      </w:r>
-      <w:proofErr w:type="gramEnd"/>
-      <w:r>
-        <w:rPr>
-          <w:sz w:val="24"/>
-          <w:szCs w:val="24"/>
-          <w:lang w:val="en-US"/>
-        </w:rPr>
-        <w:t>{representative_organization}} {{</w:t>
-      </w:r>
-      <w:proofErr w:type="spellStart"/>
-      <w:r>
-        <w:rPr>
-          <w:sz w:val="24"/>
-          <w:szCs w:val="24"/>
-          <w:lang w:val="en-US"/>
-        </w:rPr>
-        <w:t>representative_position</w:t>
-      </w:r>
-      <w:proofErr w:type="spellEnd"/>
-      <w:r>
-        <w:rPr>
-          <w:sz w:val="24"/>
-          <w:szCs w:val="24"/>
-          <w:lang w:val="en-US"/>
-        </w:rPr>
-        <w:t>}} {{</w:t>
-      </w:r>
-      <w:proofErr w:type="spellStart"/>
-      <w:r>
-        <w:rPr>
-          <w:sz w:val="24"/>
-          <w:szCs w:val="24"/>
-          <w:lang w:val="en-US"/>
-        </w:rPr>
-        <w:t>representative_name</w:t>
-      </w:r>
-      <w:proofErr w:type="spellEnd"/>
-      <w:proofErr w:type="gramStart"/>
-      <w:r>
-        <w:rPr>
-          <w:sz w:val="24"/>
-          <w:szCs w:val="24"/>
-          <w:lang w:val="en-US"/>
-        </w:rPr>
-        <w:t>}}{</w:t>
-      </w:r>
-      <w:proofErr w:type="gramEnd"/>
-      <w:r>
-        <w:rPr>
-          <w:sz w:val="24"/>
-          <w:szCs w:val="24"/>
-          <w:lang w:val="en-US"/>
-        </w:rPr>
-        <w:t>{/</w:t>
-      </w:r>
-      <w:proofErr w:type="spellStart"/>
-      <w:r>
-        <w:rPr>
-          <w:sz w:val="24"/>
-          <w:szCs w:val="24"/>
-          <w:lang w:val="en-US"/>
-        </w:rPr>
-        <w:t>representatives_top</w:t>
-      </w:r>
-      <w:proofErr w:type="spellEnd"/>
-      <w:r>
-        <w:rPr>
-          <w:sz w:val="24"/>
-          <w:szCs w:val="24"/>
-          <w:lang w:val="en-US"/>
-        </w:rPr>
-        <w:t>}}</w:t>
+        <w:t>{{#representatives_top}}{{representative_organization}} {{representative_position}} {{representative_name}}{{/representatives_top}}</w:t>
       </w:r>
     </w:p>
     <w:p>
@@ -838,21 +581,21 @@
           <w:sz w:val="24"/>
           <w:szCs w:val="24"/>
         </w:rPr>
-        <w:t>о</w:t>
-      </w:r>
-      <w:r>
-        <w:rPr>
-          <w:sz w:val="24"/>
-          <w:szCs w:val="24"/>
-        </w:rPr>
-        <w:t xml:space="preserve"> </w:t>
-      </w:r>
-      <w:r>
-        <w:rPr>
-          <w:sz w:val="24"/>
-          <w:szCs w:val="24"/>
-        </w:rPr>
-        <w:t>снятие</w:t>
+        <w:t xml:space="preserve">а работа по </w:t>
+      </w:r>
+      <w:r>
+        <w:rPr>
+          <w:sz w:val="24"/>
+          <w:szCs w:val="24"/>
+        </w:rPr>
+        <w:t>сняти</w:t>
+      </w:r>
+      <w:r>
+        <w:rPr>
+          <w:sz w:val="24"/>
+          <w:szCs w:val="24"/>
+        </w:rPr>
+        <w:t>ю</w:t>
       </w:r>
       <w:r>
         <w:rPr>
@@ -873,42 +616,15 @@
           <w:sz w:val="24"/>
           <w:szCs w:val="24"/>
         </w:rPr>
-        <w:t>{{</w:t>
-      </w:r>
-      <w:proofErr w:type="spellStart"/>
-      <w:r>
-        <w:rPr>
-          <w:sz w:val="24"/>
-          <w:szCs w:val="24"/>
-        </w:rPr>
-        <w:t>voltage</w:t>
-      </w:r>
-      <w:proofErr w:type="spellEnd"/>
-      <w:proofErr w:type="gramStart"/>
-      <w:r>
-        <w:rPr>
-          <w:sz w:val="24"/>
-          <w:szCs w:val="24"/>
-        </w:rPr>
-        <w:t>}}</w:t>
-      </w:r>
-      <w:proofErr w:type="spellStart"/>
-      <w:r>
-        <w:rPr>
-          <w:sz w:val="24"/>
-          <w:szCs w:val="24"/>
-        </w:rPr>
-        <w:t>кВ</w:t>
-      </w:r>
-      <w:proofErr w:type="gramEnd"/>
-      <w:r>
-        <w:rPr>
-          <w:sz w:val="24"/>
-          <w:szCs w:val="24"/>
-        </w:rPr>
-        <w:t>.</w:t>
-      </w:r>
-      <w:proofErr w:type="spellEnd"/>
+        <w:t>{{voltage}}</w:t>
+      </w:r>
+      <w:r>
+        <w:rPr>
+          <w:sz w:val="24"/>
+          <w:szCs w:val="24"/>
+        </w:rPr>
+        <w:t>кВ.</w:t>
+      </w:r>
     </w:p>
     <w:p>
       <w:pPr>
@@ -931,27 +647,7 @@
           <w:szCs w:val="24"/>
           <w:lang w:val="en-US"/>
         </w:rPr>
-        <w:t>{{</w:t>
-      </w:r>
-      <w:proofErr w:type="spellStart"/>
-      <w:r>
-        <w:rPr>
-          <w:b/>
-          <w:sz w:val="24"/>
-          <w:szCs w:val="24"/>
-          <w:lang w:val="en-US"/>
-        </w:rPr>
-        <w:t>connection_name</w:t>
-      </w:r>
-      <w:proofErr w:type="spellEnd"/>
-      <w:r>
-        <w:rPr>
-          <w:b/>
-          <w:sz w:val="24"/>
-          <w:szCs w:val="24"/>
-          <w:lang w:val="en-US"/>
-        </w:rPr>
-        <w:t>}}</w:t>
+        <w:t>{{connection_name}}</w:t>
       </w:r>
       <w:r>
         <w:rPr>
@@ -963,7 +659,6 @@
         </w:rPr>
         <w:tab/>
       </w:r>
-      <w:proofErr w:type="spellStart"/>
       <w:r>
         <w:rPr>
           <w:b/>
@@ -973,7 +668,6 @@
         </w:rPr>
         <w:t>Ктт</w:t>
       </w:r>
-      <w:proofErr w:type="spellEnd"/>
       <w:r>
         <w:rPr>
           <w:b/>
@@ -982,29 +676,7 @@
           <w:szCs w:val="24"/>
           <w:lang w:val="en-US"/>
         </w:rPr>
-        <w:t>={{</w:t>
-      </w:r>
-      <w:proofErr w:type="spellStart"/>
-      <w:r>
-        <w:rPr>
-          <w:b/>
-          <w:bCs/>
-          <w:sz w:val="24"/>
-          <w:szCs w:val="24"/>
-          <w:lang w:val="en-US"/>
-        </w:rPr>
-        <w:t>ct_ratio</w:t>
-      </w:r>
-      <w:proofErr w:type="spellEnd"/>
-      <w:r>
-        <w:rPr>
-          <w:b/>
-          <w:bCs/>
-          <w:sz w:val="24"/>
-          <w:szCs w:val="24"/>
-          <w:lang w:val="en-US"/>
-        </w:rPr>
-        <w:t>}}</w:t>
+        <w:t>={{ct_ratio}}</w:t>
       </w:r>
     </w:p>
     <w:tbl>
@@ -1188,15 +860,7 @@
               <w:jc w:val="center"/>
             </w:pPr>
             <w:r>
-              <w:t>{{</w:t>
-            </w:r>
-            <w:proofErr w:type="spellStart"/>
-            <w:r>
-              <w:t>meter_name</w:t>
-            </w:r>
-            <w:proofErr w:type="spellEnd"/>
-            <w:r>
-              <w:t>}}</w:t>
+              <w:t>{{meter_name}}</w:t>
             </w:r>
           </w:p>
         </w:tc>
@@ -1218,15 +882,7 @@
               <w:jc w:val="center"/>
             </w:pPr>
             <w:r>
-              <w:t>{{</w:t>
-            </w:r>
-            <w:proofErr w:type="spellStart"/>
-            <w:r>
-              <w:t>meter_serial</w:t>
-            </w:r>
-            <w:proofErr w:type="spellEnd"/>
-            <w:r>
-              <w:t>}}</w:t>
+              <w:t>{{meter_serial}}</w:t>
             </w:r>
           </w:p>
         </w:tc>
@@ -1280,23 +936,7 @@
                 <w:sz w:val="22"/>
                 <w:szCs w:val="22"/>
               </w:rPr>
-              <w:t>{{</w:t>
-            </w:r>
-            <w:proofErr w:type="spellStart"/>
-            <w:r>
-              <w:rPr>
-                <w:sz w:val="22"/>
-                <w:szCs w:val="22"/>
-              </w:rPr>
-              <w:t>reading_a_plus</w:t>
-            </w:r>
-            <w:proofErr w:type="spellEnd"/>
-            <w:r>
-              <w:rPr>
-                <w:sz w:val="22"/>
-                <w:szCs w:val="22"/>
-              </w:rPr>
-              <w:t>}}</w:t>
+              <w:t>{{reading_a_plus}}</w:t>
             </w:r>
           </w:p>
         </w:tc>
@@ -1318,15 +958,7 @@
               <w:jc w:val="center"/>
             </w:pPr>
             <w:r>
-              <w:t>{{</w:t>
-            </w:r>
-            <w:proofErr w:type="spellStart"/>
-            <w:r>
-              <w:t>accuracy</w:t>
-            </w:r>
-            <w:proofErr w:type="spellEnd"/>
-            <w:r>
-              <w:t>}}</w:t>
+              <w:t>{{accuracy}}</w:t>
             </w:r>
           </w:p>
         </w:tc>
@@ -1348,15 +980,7 @@
               <w:jc w:val="center"/>
             </w:pPr>
             <w:r>
-              <w:t>{{</w:t>
-            </w:r>
-            <w:proofErr w:type="spellStart"/>
-            <w:r>
-              <w:t>verify</w:t>
-            </w:r>
-            <w:proofErr w:type="spellEnd"/>
-            <w:r>
-              <w:t>}}</w:t>
+              <w:t>{{verify}}</w:t>
             </w:r>
           </w:p>
         </w:tc>
@@ -1445,23 +1069,7 @@
                 <w:sz w:val="22"/>
                 <w:szCs w:val="22"/>
               </w:rPr>
-              <w:t>{{</w:t>
-            </w:r>
-            <w:proofErr w:type="spellStart"/>
-            <w:r>
-              <w:rPr>
-                <w:sz w:val="22"/>
-                <w:szCs w:val="22"/>
-              </w:rPr>
-              <w:t>reading_a_minus</w:t>
-            </w:r>
-            <w:proofErr w:type="spellEnd"/>
-            <w:r>
-              <w:rPr>
-                <w:sz w:val="22"/>
-                <w:szCs w:val="22"/>
-              </w:rPr>
-              <w:t>}}</w:t>
+              <w:t>{{reading_a_minus}}</w:t>
             </w:r>
           </w:p>
         </w:tc>
@@ -1580,23 +1188,7 @@
                 <w:sz w:val="22"/>
                 <w:szCs w:val="22"/>
               </w:rPr>
-              <w:t>{{</w:t>
-            </w:r>
-            <w:proofErr w:type="spellStart"/>
-            <w:r>
-              <w:rPr>
-                <w:sz w:val="22"/>
-                <w:szCs w:val="22"/>
-              </w:rPr>
-              <w:t>reading_r_plus</w:t>
-            </w:r>
-            <w:proofErr w:type="spellEnd"/>
-            <w:r>
-              <w:rPr>
-                <w:sz w:val="22"/>
-                <w:szCs w:val="22"/>
-              </w:rPr>
-              <w:t>}}</w:t>
+              <w:t>{{reading_r_plus}}</w:t>
             </w:r>
           </w:p>
         </w:tc>
@@ -1715,23 +1307,7 @@
                 <w:sz w:val="22"/>
                 <w:szCs w:val="22"/>
               </w:rPr>
-              <w:t>{{</w:t>
-            </w:r>
-            <w:proofErr w:type="spellStart"/>
-            <w:r>
-              <w:rPr>
-                <w:sz w:val="22"/>
-                <w:szCs w:val="22"/>
-              </w:rPr>
-              <w:t>reading_r_minus</w:t>
-            </w:r>
-            <w:proofErr w:type="spellEnd"/>
-            <w:r>
-              <w:rPr>
-                <w:sz w:val="22"/>
-                <w:szCs w:val="22"/>
-              </w:rPr>
-              <w:t>}}</w:t>
+              <w:t>{{reading_r_minus}}</w:t>
             </w:r>
           </w:p>
         </w:tc>
@@ -1813,39 +1389,7 @@
           <w:sz w:val="24"/>
           <w:szCs w:val="24"/>
         </w:rPr>
-        <w:t>{{</w:t>
-      </w:r>
-      <w:proofErr w:type="spellStart"/>
-      <w:r>
-        <w:rPr>
-          <w:sz w:val="24"/>
-          <w:szCs w:val="24"/>
-        </w:rPr>
-        <w:t>reason</w:t>
-      </w:r>
-      <w:proofErr w:type="spellEnd"/>
-      <w:r>
-        <w:rPr>
-          <w:sz w:val="24"/>
-          <w:szCs w:val="24"/>
-        </w:rPr>
-        <w:t>}} {{</w:t>
-      </w:r>
-      <w:proofErr w:type="spellStart"/>
-      <w:r>
-        <w:rPr>
-          <w:sz w:val="24"/>
-          <w:szCs w:val="24"/>
-        </w:rPr>
-        <w:t>result</w:t>
-      </w:r>
-      <w:proofErr w:type="spellEnd"/>
-      <w:r>
-        <w:rPr>
-          <w:sz w:val="24"/>
-          <w:szCs w:val="24"/>
-        </w:rPr>
-        <w:t xml:space="preserve">}} </w:t>
+        <w:t xml:space="preserve">{{reason}} {{result}} </w:t>
       </w:r>
     </w:p>
     <w:p>
@@ -1885,9 +1429,8 @@
           <w:szCs w:val="24"/>
           <w:lang w:val="en-US"/>
         </w:rPr>
-        <w:t>{{</w:t>
-      </w:r>
-      <w:proofErr w:type="spellStart"/>
+        <w:t xml:space="preserve">{{employee_signature_title}} </w:t>
+      </w:r>
       <w:r>
         <w:rPr>
           <w:rFonts w:ascii="Times New Roman CYR" w:hAnsi="Times New Roman CYR"/>
@@ -1895,47 +1438,8 @@
           <w:szCs w:val="24"/>
           <w:lang w:val="en-US"/>
         </w:rPr>
-        <w:t>employee_signature_title</w:t>
-      </w:r>
-      <w:proofErr w:type="spellEnd"/>
-      <w:r>
-        <w:rPr>
-          <w:rFonts w:ascii="Times New Roman CYR" w:hAnsi="Times New Roman CYR"/>
-          <w:sz w:val="24"/>
-          <w:szCs w:val="24"/>
-          <w:lang w:val="en-US"/>
-        </w:rPr>
-        <w:t xml:space="preserve">}} </w:t>
-      </w:r>
-      <w:r>
-        <w:rPr>
-          <w:rFonts w:ascii="Times New Roman CYR" w:hAnsi="Times New Roman CYR"/>
-          <w:sz w:val="24"/>
-          <w:szCs w:val="24"/>
-          <w:lang w:val="en-US"/>
-        </w:rPr>
         <w:tab/>
-        <w:t>{{</w:t>
-      </w:r>
-      <w:proofErr w:type="spellStart"/>
-      <w:r>
-        <w:rPr>
-          <w:rFonts w:ascii="Times New Roman CYR" w:hAnsi="Times New Roman CYR"/>
-          <w:sz w:val="24"/>
-          <w:szCs w:val="24"/>
-          <w:lang w:val="en-US"/>
-        </w:rPr>
-        <w:t>employee_name</w:t>
-      </w:r>
-      <w:proofErr w:type="spellEnd"/>
-      <w:r>
-        <w:rPr>
-          <w:rFonts w:ascii="Times New Roman CYR" w:hAnsi="Times New Roman CYR"/>
-          <w:sz w:val="24"/>
-          <w:szCs w:val="24"/>
-          <w:lang w:val="en-US"/>
-        </w:rPr>
-        <w:t>}}</w:t>
+        <w:t>{{employee_name}}</w:t>
       </w:r>
     </w:p>
     <w:p>
@@ -1958,116 +1462,34 @@
           <w:szCs w:val="24"/>
           <w:lang w:val="en-US"/>
         </w:rPr>
-        <w:t>{{#representative_signature</w:t>
-      </w:r>
-      <w:proofErr w:type="gramStart"/>
+        <w:t>{{#representative_signature}}</w:t>
+      </w:r>
       <w:r>
         <w:rPr>
           <w:rFonts w:ascii="Times New Roman CYR" w:hAnsi="Times New Roman CYR"/>
           <w:sz w:val="24"/>
           <w:szCs w:val="24"/>
+        </w:rPr>
+        <w:t>Представитель</w:t>
+      </w:r>
+      <w:r>
+        <w:rPr>
+          <w:rFonts w:ascii="Times New Roman CYR" w:hAnsi="Times New Roman CYR"/>
+          <w:sz w:val="24"/>
+          <w:szCs w:val="24"/>
           <w:lang w:val="en-US"/>
         </w:rPr>
-        <w:t>}}</w:t>
+        <w:t xml:space="preserve"> {{representative_organization}}</w:t>
       </w:r>
       <w:r>
         <w:rPr>
           <w:rFonts w:ascii="Times New Roman CYR" w:hAnsi="Times New Roman CYR"/>
           <w:sz w:val="24"/>
           <w:szCs w:val="24"/>
-        </w:rPr>
-        <w:t>Представитель</w:t>
-      </w:r>
-      <w:proofErr w:type="gramEnd"/>
-      <w:r>
-        <w:rPr>
-          <w:rFonts w:ascii="Times New Roman CYR" w:hAnsi="Times New Roman CYR"/>
-          <w:sz w:val="24"/>
-          <w:szCs w:val="24"/>
           <w:lang w:val="en-US"/>
         </w:rPr>
-        <w:t xml:space="preserve"> {{</w:t>
-      </w:r>
-      <w:proofErr w:type="spellStart"/>
-      <w:r>
-        <w:rPr>
-          <w:rFonts w:ascii="Times New Roman CYR" w:hAnsi="Times New Roman CYR"/>
-          <w:sz w:val="24"/>
-          <w:szCs w:val="24"/>
-          <w:lang w:val="en-US"/>
-        </w:rPr>
-        <w:t>representative_organization</w:t>
-      </w:r>
-      <w:proofErr w:type="spellEnd"/>
-      <w:r>
-        <w:rPr>
-          <w:rFonts w:ascii="Times New Roman CYR" w:hAnsi="Times New Roman CYR"/>
-          <w:sz w:val="24"/>
-          <w:szCs w:val="24"/>
-          <w:lang w:val="en-US"/>
-        </w:rPr>
-        <w:t>}}</w:t>
-      </w:r>
-      <w:r>
-        <w:rPr>
-          <w:rFonts w:ascii="Times New Roman CYR" w:hAnsi="Times New Roman CYR"/>
-          <w:sz w:val="24"/>
-          <w:szCs w:val="24"/>
-          <w:lang w:val="en-US"/>
-        </w:rPr>
         <w:tab/>
-        <w:t>{{</w:t>
-      </w:r>
-      <w:proofErr w:type="spellStart"/>
-      <w:r>
-        <w:rPr>
-          <w:rFonts w:ascii="Times New Roman CYR" w:hAnsi="Times New Roman CYR"/>
-          <w:sz w:val="24"/>
-          <w:szCs w:val="24"/>
-          <w:lang w:val="en-US"/>
-        </w:rPr>
-        <w:t>representative_name</w:t>
-      </w:r>
-      <w:proofErr w:type="spellEnd"/>
-      <w:proofErr w:type="gramStart"/>
-      <w:r>
-        <w:rPr>
-          <w:rFonts w:ascii="Times New Roman CYR" w:hAnsi="Times New Roman CYR"/>
-          <w:sz w:val="24"/>
-          <w:szCs w:val="24"/>
-          <w:lang w:val="en-US"/>
-        </w:rPr>
-        <w:t>}}{</w:t>
-      </w:r>
-      <w:proofErr w:type="gramEnd"/>
-      <w:r>
-        <w:rPr>
-          <w:rFonts w:ascii="Times New Roman CYR" w:hAnsi="Times New Roman CYR"/>
-          <w:sz w:val="24"/>
-          <w:szCs w:val="24"/>
-          <w:lang w:val="en-US"/>
-        </w:rPr>
-        <w:t>{/</w:t>
-      </w:r>
-      <w:proofErr w:type="spellStart"/>
-      <w:r>
-        <w:rPr>
-          <w:rFonts w:ascii="Times New Roman CYR" w:hAnsi="Times New Roman CYR"/>
-          <w:sz w:val="24"/>
-          <w:szCs w:val="24"/>
-          <w:lang w:val="en-US"/>
-        </w:rPr>
-        <w:t>representative_signature</w:t>
-      </w:r>
-      <w:proofErr w:type="spellEnd"/>
-      <w:r>
-        <w:rPr>
-          <w:rFonts w:ascii="Times New Roman CYR" w:hAnsi="Times New Roman CYR"/>
-          <w:sz w:val="24"/>
-          <w:szCs w:val="24"/>
-          <w:lang w:val="en-US"/>
-        </w:rPr>
-        <w:t>}}</w:t>
+        <w:t>{{representative_name}}{{/representative_signature}}</w:t>
       </w:r>
     </w:p>
     <w:p>

--- a/templates/act_remove_meter.docx
+++ b/templates/act_remove_meter.docx
@@ -717,12 +717,14 @@
             <w:pPr>
               <w:jc w:val="center"/>
               <w:rPr>
-                <w:sz w:val="20"/>
+                <w:sz w:val="24"/>
+                <w:szCs w:val="24"/>
               </w:rPr>
             </w:pPr>
             <w:r>
               <w:rPr>
-                <w:sz w:val="20"/>
+                <w:sz w:val="24"/>
+                <w:szCs w:val="24"/>
               </w:rPr>
               <w:t>Тип прибора учета</w:t>
             </w:r>
@@ -744,12 +746,14 @@
             <w:pPr>
               <w:jc w:val="center"/>
               <w:rPr>
-                <w:sz w:val="20"/>
+                <w:sz w:val="24"/>
+                <w:szCs w:val="24"/>
               </w:rPr>
             </w:pPr>
             <w:r>
               <w:rPr>
-                <w:sz w:val="20"/>
+                <w:sz w:val="24"/>
+                <w:szCs w:val="24"/>
               </w:rPr>
               <w:t>Заводской номер</w:t>
             </w:r>
@@ -772,12 +776,14 @@
             <w:pPr>
               <w:jc w:val="center"/>
               <w:rPr>
-                <w:sz w:val="20"/>
+                <w:sz w:val="24"/>
+                <w:szCs w:val="24"/>
               </w:rPr>
             </w:pPr>
             <w:r>
               <w:rPr>
-                <w:sz w:val="20"/>
+                <w:sz w:val="24"/>
+                <w:szCs w:val="24"/>
               </w:rPr>
               <w:t>Показания</w:t>
             </w:r>
@@ -799,12 +805,14 @@
             <w:pPr>
               <w:jc w:val="center"/>
               <w:rPr>
-                <w:sz w:val="20"/>
+                <w:sz w:val="24"/>
+                <w:szCs w:val="24"/>
               </w:rPr>
             </w:pPr>
             <w:r>
               <w:rPr>
-                <w:sz w:val="20"/>
+                <w:sz w:val="24"/>
+                <w:szCs w:val="24"/>
               </w:rPr>
               <w:t>Класс точности</w:t>
             </w:r>
@@ -826,12 +834,14 @@
             <w:pPr>
               <w:jc w:val="center"/>
               <w:rPr>
-                <w:sz w:val="20"/>
+                <w:sz w:val="24"/>
+                <w:szCs w:val="24"/>
               </w:rPr>
             </w:pPr>
             <w:r>
               <w:rPr>
-                <w:sz w:val="20"/>
+                <w:sz w:val="24"/>
+                <w:szCs w:val="24"/>
               </w:rPr>
               <w:t>Год поверки</w:t>
             </w:r>

--- a/templates/act_remove_meter.docx
+++ b/templates/act_remove_meter.docx
@@ -693,10 +693,10 @@
         <w:tblLook w:val="01E0" w:firstRow="1" w:lastRow="1" w:firstColumn="1" w:lastColumn="1" w:noHBand="0" w:noVBand="0"/>
       </w:tblPr>
       <w:tblGrid>
-        <w:gridCol w:w="2365"/>
         <w:gridCol w:w="2138"/>
-        <w:gridCol w:w="895"/>
-        <w:gridCol w:w="2154"/>
+        <w:gridCol w:w="2138"/>
+        <w:gridCol w:w="957"/>
+        <w:gridCol w:w="2330"/>
         <w:gridCol w:w="1749"/>
         <w:gridCol w:w="1423"/>
       </w:tblGrid>
@@ -910,14 +910,14 @@
           <w:p>
             <w:pPr>
               <w:rPr>
-                <w:sz w:val="22"/>
-                <w:szCs w:val="22"/>
+                <w:sz w:val="24"/>
+                <w:szCs w:val="24"/>
               </w:rPr>
             </w:pPr>
             <w:r>
               <w:rPr>
-                <w:sz w:val="22"/>
-                <w:szCs w:val="22"/>
+                <w:sz w:val="24"/>
+                <w:szCs w:val="24"/>
               </w:rPr>
               <w:t>А(отд.)</w:t>
             </w:r>
@@ -937,14 +937,14 @@
           <w:p>
             <w:pPr>
               <w:rPr>
-                <w:sz w:val="22"/>
-                <w:szCs w:val="22"/>
+                <w:sz w:val="24"/>
+                <w:szCs w:val="24"/>
               </w:rPr>
             </w:pPr>
             <w:r>
               <w:rPr>
-                <w:sz w:val="22"/>
-                <w:szCs w:val="22"/>
+                <w:sz w:val="24"/>
+                <w:szCs w:val="24"/>
               </w:rPr>
               <w:t>{{reading_a_plus}}</w:t>
             </w:r>
@@ -1043,14 +1043,14 @@
           <w:p>
             <w:pPr>
               <w:rPr>
-                <w:sz w:val="22"/>
-                <w:szCs w:val="22"/>
+                <w:sz w:val="24"/>
+                <w:szCs w:val="24"/>
               </w:rPr>
             </w:pPr>
             <w:r>
               <w:rPr>
-                <w:sz w:val="22"/>
-                <w:szCs w:val="22"/>
+                <w:sz w:val="24"/>
+                <w:szCs w:val="24"/>
               </w:rPr>
               <w:t>А(пр.)</w:t>
             </w:r>
@@ -1070,14 +1070,14 @@
           <w:p>
             <w:pPr>
               <w:rPr>
-                <w:sz w:val="22"/>
-                <w:szCs w:val="22"/>
+                <w:sz w:val="24"/>
+                <w:szCs w:val="24"/>
               </w:rPr>
             </w:pPr>
             <w:r>
               <w:rPr>
-                <w:sz w:val="22"/>
-                <w:szCs w:val="22"/>
+                <w:sz w:val="24"/>
+                <w:szCs w:val="24"/>
               </w:rPr>
               <w:t>{{reading_a_minus}}</w:t>
             </w:r>
@@ -1162,14 +1162,14 @@
           <w:p>
             <w:pPr>
               <w:rPr>
-                <w:sz w:val="22"/>
-                <w:szCs w:val="22"/>
+                <w:sz w:val="24"/>
+                <w:szCs w:val="24"/>
               </w:rPr>
             </w:pPr>
             <w:r>
               <w:rPr>
-                <w:sz w:val="22"/>
-                <w:szCs w:val="22"/>
+                <w:sz w:val="24"/>
+                <w:szCs w:val="24"/>
               </w:rPr>
               <w:t>R(отд.)</w:t>
             </w:r>
@@ -1189,14 +1189,14 @@
           <w:p>
             <w:pPr>
               <w:rPr>
-                <w:sz w:val="22"/>
-                <w:szCs w:val="22"/>
+                <w:sz w:val="24"/>
+                <w:szCs w:val="24"/>
               </w:rPr>
             </w:pPr>
             <w:r>
               <w:rPr>
-                <w:sz w:val="22"/>
-                <w:szCs w:val="22"/>
+                <w:sz w:val="24"/>
+                <w:szCs w:val="24"/>
               </w:rPr>
               <w:t>{{reading_r_plus}}</w:t>
             </w:r>
@@ -1281,14 +1281,14 @@
           <w:p>
             <w:pPr>
               <w:rPr>
-                <w:sz w:val="22"/>
-                <w:szCs w:val="22"/>
+                <w:sz w:val="24"/>
+                <w:szCs w:val="24"/>
               </w:rPr>
             </w:pPr>
             <w:r>
               <w:rPr>
-                <w:sz w:val="22"/>
-                <w:szCs w:val="22"/>
+                <w:sz w:val="24"/>
+                <w:szCs w:val="24"/>
               </w:rPr>
               <w:t>R(пр.)</w:t>
             </w:r>
@@ -1308,14 +1308,14 @@
           <w:p>
             <w:pPr>
               <w:rPr>
-                <w:sz w:val="22"/>
-                <w:szCs w:val="22"/>
+                <w:sz w:val="24"/>
+                <w:szCs w:val="24"/>
               </w:rPr>
             </w:pPr>
             <w:r>
               <w:rPr>
-                <w:sz w:val="22"/>
-                <w:szCs w:val="22"/>
+                <w:sz w:val="24"/>
+                <w:szCs w:val="24"/>
               </w:rPr>
               <w:t>{{reading_r_minus}}</w:t>
             </w:r>
